--- a/paper/BGL-YOLO11_VisDrone_论文初稿.docx
+++ b/paper/BGL-YOLO11_VisDrone_论文初稿.docx
@@ -3330,6 +3330,12 @@
       </w:r>
     </w:p>
     <w:p>
+      <w:pPr>
+        <w:rPr>
+          <w:rFonts w:eastAsia="宋体" w:hint="eastAsia"/>
+          <w:lang w:eastAsia="zh-CN"/>
+        </w:rPr>
+      </w:pPr>
       <w:r>
         <w:t>【</w:t>
       </w:r>
@@ -3356,7 +3362,11 @@
         <w:t>可在此处插入</w:t>
       </w:r>
       <w:r>
-        <w:t xml:space="preserve"> Precision</w:t>
+        <w:t xml:space="preserve"> </w:t>
+      </w:r>
+      <w:proofErr w:type="spellStart"/>
+      <w:r>
+        <w:t>Precision</w:t>
       </w:r>
       <w:r>
         <w:t>、</w:t>
@@ -3368,43 +3378,84 @@
         <w:t>、</w:t>
       </w:r>
       <w:r>
-        <w:t xml:space="preserve">AP </w:t>
+        <w:t>AP</w:t>
+      </w:r>
+      <w:proofErr w:type="spellEnd"/>
+      <w:r>
+        <w:t xml:space="preserve"> </w:t>
       </w:r>
       <w:r>
         <w:t>和</w:t>
       </w:r>
       <w:r>
-        <w:t xml:space="preserve"> mAP </w:t>
-      </w:r>
-      <w:r>
-        <w:t>的定义公式】</w:t>
+        <w:t xml:space="preserve"> </w:t>
+      </w:r>
+      <w:proofErr w:type="spellStart"/>
+      <w:r>
+        <w:t>mAP</w:t>
+      </w:r>
+      <w:proofErr w:type="spellEnd"/>
+      <w:r>
+        <w:t xml:space="preserve"> </w:t>
+      </w:r>
+      <w:proofErr w:type="spellStart"/>
+      <w:r>
+        <w:t>的定义公式</w:t>
+      </w:r>
+      <w:proofErr w:type="spellEnd"/>
+      <w:r>
+        <w:t>】</w:t>
       </w:r>
     </w:p>
     <w:p>
       <w:pPr>
         <w:pStyle w:val="1"/>
+        <w:rPr>
+          <w:lang w:eastAsia="zh-CN"/>
+        </w:rPr>
       </w:pPr>
       <w:r>
+        <w:rPr>
+          <w:lang w:eastAsia="zh-CN"/>
+        </w:rPr>
         <w:t xml:space="preserve">5 </w:t>
       </w:r>
       <w:r>
+        <w:rPr>
+          <w:lang w:eastAsia="zh-CN"/>
+        </w:rPr>
         <w:t>实验结果与分析</w:t>
       </w:r>
     </w:p>
     <w:p>
       <w:pPr>
         <w:pStyle w:val="21"/>
+        <w:rPr>
+          <w:lang w:eastAsia="zh-CN"/>
+        </w:rPr>
       </w:pPr>
       <w:r>
+        <w:rPr>
+          <w:lang w:eastAsia="zh-CN"/>
+        </w:rPr>
         <w:t xml:space="preserve">5.1 </w:t>
       </w:r>
       <w:r>
+        <w:rPr>
+          <w:lang w:eastAsia="zh-CN"/>
+        </w:rPr>
         <w:t>与</w:t>
       </w:r>
       <w:r>
+        <w:rPr>
+          <w:lang w:eastAsia="zh-CN"/>
+        </w:rPr>
         <w:t xml:space="preserve"> YOLO11 </w:t>
       </w:r>
       <w:r>
+        <w:rPr>
+          <w:lang w:eastAsia="zh-CN"/>
+        </w:rPr>
         <w:t>基线模型的对比</w:t>
       </w:r>
     </w:p>
@@ -3415,31 +3466,60 @@
         </w:rPr>
       </w:pPr>
       <w:r>
+        <w:rPr>
+          <w:lang w:eastAsia="zh-CN"/>
+        </w:rPr>
         <w:t>首先在</w:t>
       </w:r>
       <w:r>
-        <w:t xml:space="preserve"> VisDrone </w:t>
-      </w:r>
-      <w:r>
+        <w:rPr>
+          <w:lang w:eastAsia="zh-CN"/>
+        </w:rPr>
+        <w:t xml:space="preserve"> </w:t>
+      </w:r>
+      <w:proofErr w:type="spellStart"/>
+      <w:r>
+        <w:rPr>
+          <w:lang w:eastAsia="zh-CN"/>
+        </w:rPr>
+        <w:t>VisDrone</w:t>
+      </w:r>
+      <w:proofErr w:type="spellEnd"/>
+      <w:r>
+        <w:rPr>
+          <w:lang w:eastAsia="zh-CN"/>
+        </w:rPr>
+        <w:t xml:space="preserve"> </w:t>
+      </w:r>
+      <w:r>
+        <w:rPr>
+          <w:lang w:eastAsia="zh-CN"/>
+        </w:rPr>
         <w:t>验证集上比较</w:t>
       </w:r>
       <w:r>
+        <w:rPr>
+          <w:lang w:eastAsia="zh-CN"/>
+        </w:rPr>
         <w:t xml:space="preserve"> YOLO11n </w:t>
       </w:r>
       <w:r>
+        <w:rPr>
+          <w:lang w:eastAsia="zh-CN"/>
+        </w:rPr>
         <w:t>基线模型与本文提出的</w:t>
       </w:r>
       <w:r>
+        <w:rPr>
+          <w:lang w:eastAsia="zh-CN"/>
+        </w:rPr>
         <w:t xml:space="preserve"> BGL-YOLO11 </w:t>
       </w:r>
       <w:r>
-        <w:t>的整体性能。</w:t>
-      </w:r>
-      <w:r>
-        <w:rPr>
-          <w:lang w:eastAsia="zh-CN"/>
-        </w:rPr>
-        <w:t>表</w:t>
+        <w:rPr>
+          <w:lang w:eastAsia="zh-CN"/>
+        </w:rPr>
+        <w:t>的整体性能。表</w:t>
       </w:r>
       <w:r>
         <w:rPr>
